--- a/xoExam Development Brief.docx
+++ b/xoExam Development Brief.docx
@@ -27,7 +27,7 @@
           <w:sz w:val="28"/>
           <w:szCs w:val="28"/>
         </w:rPr>
-        <w:t xml:space="preserve">v0.1.0 → v0.3.0 · Progress timeline</w:t>
+        <w:t xml:space="preserve">v0.1.0 → v0.3.2 · Progress timeline</w:t>
       </w:r>
     </w:p>
     <w:p>
@@ -82,7 +82,7 @@
           <w:sz w:val="22"/>
           <w:szCs w:val="22"/>
         </w:rPr>
-        <w:t xml:space="preserve">v0.3.0, July 10 2026</w:t>
+        <w:t xml:space="preserve">v0.3.2, September 18 2026</w:t>
       </w:r>
       <w:r>
         <w:rPr>
@@ -1175,11 +1175,123 @@
             <w:r>
               <w:rPr>
                 <w:rFonts w:ascii="Nunito Sans" w:hAnsi="Nunito Sans"/>
+                <w:sz w:val="20"/>
+                <w:szCs w:val="20"/>
+              </w:rPr>
+              <w:t xml:space="preserve">v0.3.0</w:t>
+            </w:r>
+          </w:p>
+        </w:tc>
+        <w:tc>
+          <w:tcPr>
+            <w:tcW w:w="0" w:type="auto"/>
+          </w:tcPr>
+          <w:p>
+            <w:pPr>
+              <w:spacing w:before="20" w:after="20"/>
+            </w:pPr>
+            <w:r>
+              <w:rPr>
+                <w:rFonts w:ascii="Nunito Sans" w:hAnsi="Nunito Sans"/>
+                <w:sz w:val="20"/>
+                <w:szCs w:val="20"/>
+              </w:rPr>
+              <w:t xml:space="preserve">Jul 10, 2026</w:t>
+            </w:r>
+          </w:p>
+        </w:tc>
+        <w:tc>
+          <w:tcPr>
+            <w:tcW w:w="0" w:type="auto"/>
+          </w:tcPr>
+          <w:p>
+            <w:pPr>
+              <w:spacing w:before="20" w:after="20"/>
+            </w:pPr>
+            <w:r>
+              <w:rPr>
+                <w:rFonts w:ascii="Nunito Sans" w:hAnsi="Nunito Sans"/>
+                <w:sz w:val="20"/>
+                <w:szCs w:val="20"/>
+              </w:rPr>
+              <w:t xml:space="preserve">Test catalog visibility, ordering + filtering pass — Tests grid reordered to a fixed clinical priority sequence; legacy standalone Refraction hidden; filter pills / category labels / search hidden; no test or clinical change</w:t>
+            </w:r>
+          </w:p>
+        </w:tc>
+      </w:tr>
+      <w:tr>
+        <w:tc>
+          <w:tcPr>
+            <w:tcW w:w="0" w:type="auto"/>
+          </w:tcPr>
+          <w:p>
+            <w:pPr>
+              <w:spacing w:before="20" w:after="20"/>
+            </w:pPr>
+            <w:r>
+              <w:rPr>
+                <w:rFonts w:ascii="Nunito Sans" w:hAnsi="Nunito Sans"/>
+                <w:sz w:val="20"/>
+                <w:szCs w:val="20"/>
+              </w:rPr>
+              <w:t xml:space="preserve">v0.3.1</w:t>
+            </w:r>
+          </w:p>
+        </w:tc>
+        <w:tc>
+          <w:tcPr>
+            <w:tcW w:w="0" w:type="auto"/>
+          </w:tcPr>
+          <w:p>
+            <w:pPr>
+              <w:spacing w:before="20" w:after="20"/>
+            </w:pPr>
+            <w:r>
+              <w:rPr>
+                <w:rFonts w:ascii="Nunito Sans" w:hAnsi="Nunito Sans"/>
+                <w:sz w:val="20"/>
+                <w:szCs w:val="20"/>
+              </w:rPr>
+              <w:t xml:space="preserve">Sep 18, 2026</w:t>
+            </w:r>
+          </w:p>
+        </w:tc>
+        <w:tc>
+          <w:tcPr>
+            <w:tcW w:w="0" w:type="auto"/>
+          </w:tcPr>
+          <w:p>
+            <w:pPr>
+              <w:spacing w:before="20" w:after="20"/>
+            </w:pPr>
+            <w:r>
+              <w:rPr>
+                <w:rFonts w:ascii="Nunito Sans" w:hAnsi="Nunito Sans"/>
+                <w:sz w:val="20"/>
+                <w:szCs w:val="20"/>
+              </w:rPr>
+              <w:t xml:space="preserve">Objective &amp; Subjective Refraction — new parallel test cloned from Wavefront Refraction, subjective stage rebuilt as a single-screen instrument console</w:t>
+            </w:r>
+          </w:p>
+        </w:tc>
+      </w:tr>
+      <w:tr>
+        <w:tc>
+          <w:tcPr>
+            <w:tcW w:w="0" w:type="auto"/>
+          </w:tcPr>
+          <w:p>
+            <w:pPr>
+              <w:spacing w:before="20" w:after="20"/>
+            </w:pPr>
+            <w:r>
+              <w:rPr>
+                <w:rFonts w:ascii="Nunito Sans" w:hAnsi="Nunito Sans"/>
                 <w:b/>
                 <w:sz w:val="20"/>
                 <w:szCs w:val="20"/>
               </w:rPr>
-              <w:t xml:space="preserve">v0.3.0</w:t>
+              <w:t xml:space="preserve">v0.3.2</w:t>
             </w:r>
           </w:p>
         </w:tc>
@@ -1198,7 +1310,7 @@
                 <w:sz w:val="20"/>
                 <w:szCs w:val="20"/>
               </w:rPr>
-              <w:t xml:space="preserve">Jul 10, 2026</w:t>
+              <w:t xml:space="preserve">Sep 18, 2026</w:t>
             </w:r>
           </w:p>
         </w:tc>
@@ -1217,7 +1329,7 @@
                 <w:sz w:val="20"/>
                 <w:szCs w:val="20"/>
               </w:rPr>
-              <w:t xml:space="preserve">Test catalog visibility, ordering + filtering pass — Tests grid reordered to a fixed clinical priority sequence; legacy standalone Refraction hidden from the catalog; Tests-page filter pills / category labels / search hidden; no test or clinical change</w:t>
+              <w:t xml:space="preserve">Objective &amp; Subjective Refraction — subjective protocol aligned to published clinical technique (Westmead Eye Manual §8.2); liquid-lens "protect the fog" requirement logged for engineering</w:t>
             </w:r>
           </w:p>
         </w:tc>
@@ -1240,7 +1352,7 @@
           <w:sz w:val="28"/>
           <w:szCs w:val="28"/>
         </w:rPr>
-        <w:t xml:space="preserve">Current release — v0.3.0 (test catalog visibility + ordering pass)</w:t>
+        <w:t xml:space="preserve">Current release — v0.3.2 (subjective protocol alignment)</w:t>
       </w:r>
     </w:p>
     <w:p>
@@ -1253,7 +1365,24 @@
           <w:sz w:val="22"/>
           <w:szCs w:val="22"/>
         </w:rPr>
-        <w:t xml:space="preserve">v0.3.0 is a focused catalog pass — no test was added and no clinical logic was touched (count at clinical fidelity unchanged, 7 of 19):</w:t>
+        <w:t xml:space="preserve">v0.3.2 keeps the v0.3.1 console structure and corrects the </w:t>
+      </w:r>
+      <w:r>
+        <w:rPr>
+          <w:rFonts w:ascii="Nunito Sans" w:hAnsi="Nunito Sans"/>
+          <w:b/>
+          <w:sz w:val="22"/>
+          <w:szCs w:val="22"/>
+        </w:rPr>
+        <w:t xml:space="preserve">clinical protocol</w:t>
+      </w:r>
+      <w:r>
+        <w:rPr>
+          <w:rFonts w:ascii="Nunito Sans" w:hAnsi="Nunito Sans"/>
+          <w:sz w:val="22"/>
+          <w:szCs w:val="22"/>
+        </w:rPr>
+        <w:t xml:space="preserve"> it runs, checked line by line against the Westmead Eye Manual §8.2 subjective-refraction technique. Wavefront Refraction remains untouched and the count of tests at clinical fidelity is unchanged:</w:t>
       </w:r>
     </w:p>
     <w:p>
@@ -1276,15 +1405,15 @@
           <w:sz w:val="22"/>
           <w:szCs w:val="22"/>
         </w:rPr>
-        <w:t xml:space="preserve">Tests grid reordered.</w:t>
-      </w:r>
-      <w:r>
-        <w:rPr>
-          <w:rFonts w:ascii="Nunito Sans" w:hAnsi="Nunito Sans"/>
-          <w:sz w:val="22"/>
-          <w:szCs w:val="22"/>
-        </w:rPr>
-        <w:t xml:space="preserve"> The Tests selection grid now leads with a fixed clinical priority sequence — Wavefront Refraction → Visual Acuity → Wavefront Aberrometry → Color Vision → Visual Field → Extraocular Motility → Pupillometry — with all remaining tests following in their prior order. Category-filter chips still group by category.</w:t>
+        <w:t xml:space="preserve">The sphere step now branches on accommodation.</w:t>
+      </w:r>
+      <w:r>
+        <w:rPr>
+          <w:rFonts w:ascii="Nunito Sans" w:hAnsi="Nunito Sans"/>
+          <w:sz w:val="22"/>
+          <w:szCs w:val="22"/>
+        </w:rPr>
+        <w:t xml:space="preserve"> Patients 60+ or pseudophakic get a direct plus/minus comparison; patients under 60 get the fogging protocol with its correct asymmetric steps (add +0.50 D, reduce −0.25 D). Running one protocol for both either wastes steps or produces an over-minused prescription.</w:t>
       </w:r>
     </w:p>
     <w:p>
@@ -1307,15 +1436,15 @@
           <w:sz w:val="22"/>
           <w:szCs w:val="22"/>
         </w:rPr>
-        <w:t xml:space="preserve">Legacy standalone Refraction hidden</w:t>
-      </w:r>
-      <w:r>
-        <w:rPr>
-          <w:rFonts w:ascii="Nunito Sans" w:hAnsi="Nunito Sans"/>
-          <w:sz w:val="22"/>
-          <w:szCs w:val="22"/>
-        </w:rPr>
-        <w:t xml:space="preserve"> from the Tests grid and the patient Start-New-Test launcher; the combined Wavefront Refraction supersedes it for the refraction workflow. The component and routing are retained and restorable.</w:t>
+        <w:t xml:space="preserve">JCC corrected on four points</w:t>
+      </w:r>
+      <w:r>
+        <w:rPr>
+          <w:rFonts w:ascii="Nunito Sans" w:hAnsi="Nunito Sans"/>
+          <w:sz w:val="22"/>
+          <w:szCs w:val="22"/>
+        </w:rPr>
+        <w:t xml:space="preserve"> — a round "O" target two lines above best acuity; separate higher/lower cross-cylinder magnitudes for axis and power; the handle-vs-axis alignment now depicted; and an axis-midpoint endpoint.</w:t>
       </w:r>
     </w:p>
     <w:p>
@@ -1338,15 +1467,108 @@
           <w:sz w:val="22"/>
           <w:szCs w:val="22"/>
         </w:rPr>
-        <w:t xml:space="preserve">Tests-page filtering hidden</w:t>
-      </w:r>
-      <w:r>
-        <w:rPr>
-          <w:rFonts w:ascii="Nunito Sans" w:hAnsi="Nunito Sans"/>
-          <w:sz w:val="22"/>
-          <w:szCs w:val="22"/>
-        </w:rPr>
-        <w:t xml:space="preserve"> — the category filter pills, per-card category labels, and the search box are hidden from view (short catalog; restorable via a flag).</w:t>
+        <w:t xml:space="preserve">Sphere compensation is applied</w:t>
+      </w:r>
+      <w:r>
+        <w:rPr>
+          <w:rFonts w:ascii="Nunito Sans" w:hAnsi="Nunito Sans"/>
+          <w:sz w:val="22"/>
+          <w:szCs w:val="22"/>
+        </w:rPr>
+        <w:t xml:space="preserve"> — 0.25 D of opposite sphere per 0.50 D of cylinder, holding the circle of least confusion, with clinician override.</w:t>
+      </w:r>
+    </w:p>
+    <w:p>
+      <w:pPr>
+        <w:spacing w:after="60"/>
+        <w:ind w:left="360"/>
+      </w:pPr>
+      <w:r>
+        <w:rPr>
+          <w:rFonts w:ascii="Nunito Sans" w:hAnsi="Nunito Sans"/>
+          <w:sz w:val="22"/>
+          <w:szCs w:val="22"/>
+        </w:rPr>
+        <w:t xml:space="preserve">4. </w:t>
+      </w:r>
+      <w:r>
+        <w:rPr>
+          <w:rFonts w:ascii="Nunito Sans" w:hAnsi="Nunito Sans"/>
+          <w:b/>
+          <w:sz w:val="22"/>
+          <w:szCs w:val="22"/>
+        </w:rPr>
+        <w:t xml:space="preserve">Duochrome endpoint corrected</w:t>
+      </w:r>
+      <w:r>
+        <w:rPr>
+          <w:rFonts w:ascii="Nunito Sans" w:hAnsi="Nunito Sans"/>
+          <w:sz w:val="22"/>
+          <w:szCs w:val="22"/>
+        </w:rPr>
+        <w:t xml:space="preserve"> to RAM-GAP, leaving the patient slightly on the red side rather than at strict equality — deliberate protection against over-minusing.</w:t>
+      </w:r>
+    </w:p>
+    <w:p>
+      <w:pPr>
+        <w:spacing w:after="60"/>
+        <w:ind w:left="360"/>
+      </w:pPr>
+      <w:r>
+        <w:rPr>
+          <w:rFonts w:ascii="Nunito Sans" w:hAnsi="Nunito Sans"/>
+          <w:sz w:val="22"/>
+          <w:szCs w:val="22"/>
+        </w:rPr>
+        <w:t xml:space="preserve">5. </w:t>
+      </w:r>
+      <w:r>
+        <w:rPr>
+          <w:rFonts w:ascii="Nunito Sans" w:hAnsi="Nunito Sans"/>
+          <w:b/>
+          <w:sz w:val="22"/>
+          <w:szCs w:val="22"/>
+        </w:rPr>
+        <w:t xml:space="preserve">Near add follows habitual working distance</w:t>
+      </w:r>
+      <w:r>
+        <w:rPr>
+          <w:rFonts w:ascii="Nunito Sans" w:hAnsi="Nunito Sans"/>
+          <w:sz w:val="22"/>
+          <w:szCs w:val="22"/>
+        </w:rPr>
+        <w:t xml:space="preserve"> as well as age.</w:t>
+      </w:r>
+    </w:p>
+    <w:p>
+      <w:pPr>
+        <w:spacing w:after="60"/>
+        <w:ind w:left="360"/>
+      </w:pPr>
+      <w:r>
+        <w:rPr>
+          <w:rFonts w:ascii="Nunito Sans" w:hAnsi="Nunito Sans"/>
+          <w:sz w:val="22"/>
+          <w:szCs w:val="22"/>
+        </w:rPr>
+        <w:t xml:space="preserve">6. </w:t>
+      </w:r>
+      <w:r>
+        <w:rPr>
+          <w:rFonts w:ascii="Nunito Sans" w:hAnsi="Nunito Sans"/>
+          <w:b/>
+          <w:sz w:val="22"/>
+          <w:szCs w:val="22"/>
+        </w:rPr>
+        <w:t xml:space="preserve">The skip-ahead acknowledgment was removed</w:t>
+      </w:r>
+      <w:r>
+        <w:rPr>
+          <w:rFonts w:ascii="Nunito Sans" w:hAnsi="Nunito Sans"/>
+          <w:sz w:val="22"/>
+          <w:szCs w:val="22"/>
+        </w:rPr>
+        <w:t xml:space="preserve"> — the doctor moves between acuity lines constantly during subjective refraction, so line navigation is now free in both directions with no dialog.</w:t>
       </w:r>
     </w:p>
     <w:p>
@@ -1356,19 +1578,49 @@
       <w:r>
         <w:rPr>
           <w:rFonts w:ascii="Nunito Sans" w:hAnsi="Nunito Sans"/>
+          <w:sz w:val="22"/>
+          <w:szCs w:val="22"/>
+        </w:rPr>
+        <w:t xml:space="preserve">A </w:t>
+      </w:r>
+      <w:r>
+        <w:rPr>
+          <w:rFonts w:ascii="Nunito Sans" w:hAnsi="Nunito Sans"/>
+          <w:b/>
+          <w:sz w:val="22"/>
+          <w:szCs w:val="22"/>
+        </w:rPr>
+        <w:t xml:space="preserve">hardware requirement</w:t>
+      </w:r>
+      <w:r>
+        <w:rPr>
+          <w:rFonts w:ascii="Nunito Sans" w:hAnsi="Nunito Sans"/>
+          <w:sz w:val="22"/>
+          <w:szCs w:val="22"/>
+        </w:rPr>
+        <w:t xml:space="preserve"> was also identified and logged for engineering: while fogging is in force, liquid-lens power changes must never pass through a less-plus state, or the fog is silently lost and the sphere endpoint drifts minus.</w:t>
+      </w:r>
+    </w:p>
+    <w:p>
+      <w:pPr>
+        <w:spacing w:after="120"/>
+      </w:pPr>
+      <w:r>
+        <w:rPr>
+          <w:rFonts w:ascii="Nunito Sans" w:hAnsi="Nunito Sans"/>
           <w:i/>
           <w:sz w:val="22"/>
           <w:szCs w:val="22"/>
         </w:rPr>
-        <w:t xml:space="preserve">Prior release — v0.2.9 (Jun 16, 2026):</w:t>
-      </w:r>
-      <w:r>
-        <w:rPr>
-          <w:rFonts w:ascii="Nunito Sans" w:hAnsi="Nunito Sans"/>
-          <w:sz w:val="22"/>
-          <w:szCs w:val="22"/>
-        </w:rPr>
-        <w:t xml:space="preserve"> shell navigation + list/grid view pass — sidebar sub-menus removed; a List/Grid view toggle added to Patients, Devices, and Doctors.</w:t>
+        <w:t xml:space="preserve">Prior release — v0.3.1 (Sep 18, 2026):</w:t>
+      </w:r>
+      <w:r>
+        <w:rPr>
+          <w:rFonts w:ascii="Nunito Sans" w:hAnsi="Nunito Sans"/>
+          <w:sz w:val="22"/>
+          <w:szCs w:val="22"/>
+        </w:rPr>
+        <w:t xml:space="preserve"> Objective &amp; Subjective Refraction added as a parallel test with its subjective stage rebuilt as a single-screen console.</w:t>
       </w:r>
     </w:p>
     <w:p>
@@ -1901,7 +2153,7 @@
           <w:sz w:val="22"/>
           <w:szCs w:val="22"/>
         </w:rPr>
-        <w:t xml:space="preserve">xoExam™ v0.3.0</w:t>
+        <w:t xml:space="preserve">xoExam™ v0.3.2</w:t>
       </w:r>
       <w:r>
         <w:rPr>
@@ -1950,7 +2202,7 @@
           <w:sz w:val="22"/>
           <w:szCs w:val="22"/>
         </w:rPr>
-        <w:t xml:space="preserve">Method Marketing Agency · xoExam UI/UX Development Brief (Cumulative) · v0.3.0 · July 10, 2026</w:t>
+        <w:t xml:space="preserve">Method Marketing Agency · xoExam UI/UX Development Brief (Cumulative) · v0.3.2 · September 18, 2026</w:t>
       </w:r>
     </w:p>
     <w:sectPr>

--- a/xoExam Development Brief.docx
+++ b/xoExam Development Brief.docx
@@ -27,7 +27,7 @@
           <w:sz w:val="28"/>
           <w:szCs w:val="28"/>
         </w:rPr>
-        <w:t xml:space="preserve">v0.1.0 → v0.3.2 · Progress timeline</w:t>
+        <w:t xml:space="preserve">v0.1.0 → v0.3.3 · Progress timeline</w:t>
       </w:r>
     </w:p>
     <w:p>
@@ -82,7 +82,7 @@
           <w:sz w:val="22"/>
           <w:szCs w:val="22"/>
         </w:rPr>
-        <w:t xml:space="preserve">v0.3.2, September 18 2026</w:t>
+        <w:t xml:space="preserve">v0.3.3, October 13 2026</w:t>
       </w:r>
       <w:r>
         <w:rPr>
@@ -1287,11 +1287,67 @@
             <w:r>
               <w:rPr>
                 <w:rFonts w:ascii="Nunito Sans" w:hAnsi="Nunito Sans"/>
+                <w:sz w:val="20"/>
+                <w:szCs w:val="20"/>
+              </w:rPr>
+              <w:t xml:space="preserve">v0.3.2</w:t>
+            </w:r>
+          </w:p>
+        </w:tc>
+        <w:tc>
+          <w:tcPr>
+            <w:tcW w:w="0" w:type="auto"/>
+          </w:tcPr>
+          <w:p>
+            <w:pPr>
+              <w:spacing w:before="20" w:after="20"/>
+            </w:pPr>
+            <w:r>
+              <w:rPr>
+                <w:rFonts w:ascii="Nunito Sans" w:hAnsi="Nunito Sans"/>
+                <w:sz w:val="20"/>
+                <w:szCs w:val="20"/>
+              </w:rPr>
+              <w:t xml:space="preserve">Sep 18, 2026</w:t>
+            </w:r>
+          </w:p>
+        </w:tc>
+        <w:tc>
+          <w:tcPr>
+            <w:tcW w:w="0" w:type="auto"/>
+          </w:tcPr>
+          <w:p>
+            <w:pPr>
+              <w:spacing w:before="20" w:after="20"/>
+            </w:pPr>
+            <w:r>
+              <w:rPr>
+                <w:rFonts w:ascii="Nunito Sans" w:hAnsi="Nunito Sans"/>
+                <w:sz w:val="20"/>
+                <w:szCs w:val="20"/>
+              </w:rPr>
+              <w:t xml:space="preserve">Objective &amp; Subjective Refraction — subjective protocol aligned to published clinical technique (Westmead Eye Manual §8.2); liquid-lens "protect the fog" requirement logged for engineering</w:t>
+            </w:r>
+          </w:p>
+        </w:tc>
+      </w:tr>
+      <w:tr>
+        <w:tc>
+          <w:tcPr>
+            <w:tcW w:w="0" w:type="auto"/>
+          </w:tcPr>
+          <w:p>
+            <w:pPr>
+              <w:spacing w:before="20" w:after="20"/>
+            </w:pPr>
+            <w:r>
+              <w:rPr>
+                <w:rFonts w:ascii="Nunito Sans" w:hAnsi="Nunito Sans"/>
                 <w:b/>
                 <w:sz w:val="20"/>
                 <w:szCs w:val="20"/>
               </w:rPr>
-              <w:t xml:space="preserve">v0.3.2</w:t>
+              <w:t xml:space="preserve">v0.3.3</w:t>
             </w:r>
           </w:p>
         </w:tc>
@@ -1310,7 +1366,7 @@
                 <w:sz w:val="20"/>
                 <w:szCs w:val="20"/>
               </w:rPr>
-              <w:t xml:space="preserve">Sep 18, 2026</w:t>
+              <w:t xml:space="preserve">Oct 13, 2026</w:t>
             </w:r>
           </w:p>
         </w:tc>
@@ -1329,7 +1385,7 @@
                 <w:sz w:val="20"/>
                 <w:szCs w:val="20"/>
               </w:rPr>
-              <w:t xml:space="preserve">Objective &amp; Subjective Refraction — subjective protocol aligned to published clinical technique (Westmead Eye Manual §8.2); liquid-lens "protect the fog" requirement logged for engineering</w:t>
+              <w:t xml:space="preserve">Objective &amp; Subjective Refraction — digital-prism binocular alignment, near-vision workflow, JCC branching on starting cylinder</w:t>
             </w:r>
           </w:p>
         </w:tc>
@@ -1352,7 +1408,7 @@
           <w:sz w:val="28"/>
           <w:szCs w:val="28"/>
         </w:rPr>
-        <w:t xml:space="preserve">Current release — v0.3.2 (subjective protocol alignment)</w:t>
+        <w:t xml:space="preserve">Current release — v0.3.3 (binocular alignment · near vision · refraction flow)</w:t>
       </w:r>
     </w:p>
     <w:p>
@@ -1365,24 +1421,7 @@
           <w:sz w:val="22"/>
           <w:szCs w:val="22"/>
         </w:rPr>
-        <w:t xml:space="preserve">v0.3.2 keeps the v0.3.1 console structure and corrects the </w:t>
-      </w:r>
-      <w:r>
-        <w:rPr>
-          <w:rFonts w:ascii="Nunito Sans" w:hAnsi="Nunito Sans"/>
-          <w:b/>
-          <w:sz w:val="22"/>
-          <w:szCs w:val="22"/>
-        </w:rPr>
-        <w:t xml:space="preserve">clinical protocol</w:t>
-      </w:r>
-      <w:r>
-        <w:rPr>
-          <w:rFonts w:ascii="Nunito Sans" w:hAnsi="Nunito Sans"/>
-          <w:sz w:val="22"/>
-          <w:szCs w:val="22"/>
-        </w:rPr>
-        <w:t xml:space="preserve"> it runs, checked line by line against the Westmead Eye Manual §8.2 subjective-refraction technique. Wavefront Refraction remains untouched and the count of tests at clinical fidelity is unchanged:</w:t>
+        <w:t xml:space="preserve">v0.3.3 extends Objective &amp; Subjective Refraction in three areas. Wavefront Refraction remains untouched and the count of tests at clinical fidelity is unchanged:</w:t>
       </w:r>
     </w:p>
     <w:p>
@@ -1405,15 +1444,49 @@
           <w:sz w:val="22"/>
           <w:szCs w:val="22"/>
         </w:rPr>
-        <w:t xml:space="preserve">The sphere step now branches on accommodation.</w:t>
-      </w:r>
-      <w:r>
-        <w:rPr>
-          <w:rFonts w:ascii="Nunito Sans" w:hAnsi="Nunito Sans"/>
-          <w:sz w:val="22"/>
-          <w:szCs w:val="22"/>
-        </w:rPr>
-        <w:t xml:space="preserve"> Patients 60+ or pseudophakic get a direct plus/minus comparison; patients under 60 get the fogging protocol with its correct asymmetric steps (add +0.50 D, reduce −0.25 D). Running one protocol for both either wastes steps or produces an over-minused prescription.</w:t>
+        <w:t xml:space="preserve">Binocular alignment with digital prism.</w:t>
+      </w:r>
+      <w:r>
+        <w:rPr>
+          <w:rFonts w:ascii="Nunito Sans" w:hAnsi="Nunito Sans"/>
+          <w:sz w:val="22"/>
+          <w:szCs w:val="22"/>
+        </w:rPr>
+        <w:t xml:space="preserve"> The Balance tool now separates two questions — </w:t>
+      </w:r>
+      <w:r>
+        <w:rPr>
+          <w:rFonts w:ascii="Nunito Sans" w:hAnsi="Nunito Sans"/>
+          <w:i/>
+          <w:sz w:val="22"/>
+          <w:szCs w:val="22"/>
+        </w:rPr>
+        <w:t xml:space="preserve">equal clarity</w:t>
+      </w:r>
+      <w:r>
+        <w:rPr>
+          <w:rFonts w:ascii="Nunito Sans" w:hAnsi="Nunito Sans"/>
+          <w:sz w:val="22"/>
+          <w:szCs w:val="22"/>
+        </w:rPr>
+        <w:t xml:space="preserve"> (balance) and </w:t>
+      </w:r>
+      <w:r>
+        <w:rPr>
+          <w:rFonts w:ascii="Nunito Sans" w:hAnsi="Nunito Sans"/>
+          <w:i/>
+          <w:sz w:val="22"/>
+          <w:szCs w:val="22"/>
+        </w:rPr>
+        <w:t xml:space="preserve">ocular alignment</w:t>
+      </w:r>
+      <w:r>
+        <w:rPr>
+          <w:rFonts w:ascii="Nunito Sans" w:hAnsi="Nunito Sans"/>
+          <w:sz w:val="22"/>
+          <w:szCs w:val="22"/>
+        </w:rPr>
+        <w:t xml:space="preserve"> (prism). Alignment displaces each eye's image digitally, Base In/Out/Up/Down, until the patient reports the two images fused; the amount needed is the measured deviation. Measured prism is recorded by default and enters the prescription only when the clinician elects to prescribe it. Fusion is shown at a glance (the preview turns green and the targets merge), and Base In/Out/Up/Down sit on a cross-shaped pad that mirrors per eye so In always points toward the nose.</w:t>
       </w:r>
     </w:p>
     <w:p>
@@ -1436,15 +1509,15 @@
           <w:sz w:val="22"/>
           <w:szCs w:val="22"/>
         </w:rPr>
-        <w:t xml:space="preserve">JCC corrected on four points</w:t>
-      </w:r>
-      <w:r>
-        <w:rPr>
-          <w:rFonts w:ascii="Nunito Sans" w:hAnsi="Nunito Sans"/>
-          <w:sz w:val="22"/>
-          <w:szCs w:val="22"/>
-        </w:rPr>
-        <w:t xml:space="preserve"> — a round "O" target two lines above best acuity; separate higher/lower cross-cylinder magnitudes for axis and power; the handle-vs-axis alignment now depicted; and an axis-midpoint endpoint.</w:t>
+        <w:t xml:space="preserve">Near-vision workflow.</w:t>
+      </w:r>
+      <w:r>
+        <w:rPr>
+          <w:rFonts w:ascii="Nunito Sans" w:hAnsi="Nunito Sans"/>
+          <w:sz w:val="22"/>
+          <w:szCs w:val="22"/>
+        </w:rPr>
+        <w:t xml:space="preserve"> Add linked across both eyes, distance prescription locked while on near, near prescription per eye, near acuity recorded with its notation, contrast and lighting, convergence matched to the working distance, and a range-of-clear-vision check that centers the add.</w:t>
       </w:r>
     </w:p>
     <w:p>
@@ -1467,15 +1540,15 @@
           <w:sz w:val="22"/>
           <w:szCs w:val="22"/>
         </w:rPr>
-        <w:t xml:space="preserve">Sphere compensation is applied</w:t>
-      </w:r>
-      <w:r>
-        <w:rPr>
-          <w:rFonts w:ascii="Nunito Sans" w:hAnsi="Nunito Sans"/>
-          <w:sz w:val="22"/>
-          <w:szCs w:val="22"/>
-        </w:rPr>
-        <w:t xml:space="preserve"> — 0.25 D of opposite sphere per 0.50 D of cylinder, holding the circle of least confusion, with clinician override.</w:t>
+        <w:t xml:space="preserve">Objective scan count.</w:t>
+      </w:r>
+      <w:r>
+        <w:rPr>
+          <w:rFonts w:ascii="Nunito Sans" w:hAnsi="Nunito Sans"/>
+          <w:sz w:val="22"/>
+          <w:szCs w:val="22"/>
+        </w:rPr>
+        <w:t xml:space="preserve"> The clinician selects 3 or 5 scans per eye; readings are averaged as power vectors, spurious readings are retaken automatically, and scan-to-scan spread is shown and recorded.</w:t>
       </w:r>
     </w:p>
     <w:p>
@@ -1498,77 +1571,15 @@
           <w:sz w:val="22"/>
           <w:szCs w:val="22"/>
         </w:rPr>
-        <w:t xml:space="preserve">Duochrome endpoint corrected</w:t>
-      </w:r>
-      <w:r>
-        <w:rPr>
-          <w:rFonts w:ascii="Nunito Sans" w:hAnsi="Nunito Sans"/>
-          <w:sz w:val="22"/>
-          <w:szCs w:val="22"/>
-        </w:rPr>
-        <w:t xml:space="preserve"> to RAM-GAP, leaving the patient slightly on the red side rather than at strict equality — deliberate protection against over-minusing.</w:t>
-      </w:r>
-    </w:p>
-    <w:p>
-      <w:pPr>
-        <w:spacing w:after="60"/>
-        <w:ind w:left="360"/>
-      </w:pPr>
-      <w:r>
-        <w:rPr>
-          <w:rFonts w:ascii="Nunito Sans" w:hAnsi="Nunito Sans"/>
-          <w:sz w:val="22"/>
-          <w:szCs w:val="22"/>
-        </w:rPr>
-        <w:t xml:space="preserve">5. </w:t>
-      </w:r>
-      <w:r>
-        <w:rPr>
-          <w:rFonts w:ascii="Nunito Sans" w:hAnsi="Nunito Sans"/>
-          <w:b/>
-          <w:sz w:val="22"/>
-          <w:szCs w:val="22"/>
-        </w:rPr>
-        <w:t xml:space="preserve">Near add follows habitual working distance</w:t>
-      </w:r>
-      <w:r>
-        <w:rPr>
-          <w:rFonts w:ascii="Nunito Sans" w:hAnsi="Nunito Sans"/>
-          <w:sz w:val="22"/>
-          <w:szCs w:val="22"/>
-        </w:rPr>
-        <w:t xml:space="preserve"> as well as age.</w:t>
-      </w:r>
-    </w:p>
-    <w:p>
-      <w:pPr>
-        <w:spacing w:after="60"/>
-        <w:ind w:left="360"/>
-      </w:pPr>
-      <w:r>
-        <w:rPr>
-          <w:rFonts w:ascii="Nunito Sans" w:hAnsi="Nunito Sans"/>
-          <w:sz w:val="22"/>
-          <w:szCs w:val="22"/>
-        </w:rPr>
-        <w:t xml:space="preserve">6. </w:t>
-      </w:r>
-      <w:r>
-        <w:rPr>
-          <w:rFonts w:ascii="Nunito Sans" w:hAnsi="Nunito Sans"/>
-          <w:b/>
-          <w:sz w:val="22"/>
-          <w:szCs w:val="22"/>
-        </w:rPr>
-        <w:t xml:space="preserve">The skip-ahead acknowledgment was removed</w:t>
-      </w:r>
-      <w:r>
-        <w:rPr>
-          <w:rFonts w:ascii="Nunito Sans" w:hAnsi="Nunito Sans"/>
-          <w:sz w:val="22"/>
-          <w:szCs w:val="22"/>
-        </w:rPr>
-        <w:t xml:space="preserve"> — the doctor moves between acuity lines constantly during subjective refraction, so line navigation is now free in both directions with no dialog.</w:t>
+        <w:t xml:space="preserve">Refraction-flow branching.</w:t>
+      </w:r>
+      <w:r>
+        <w:rPr>
+          <w:rFonts w:ascii="Nunito Sans" w:hAnsi="Nunito Sans"/>
+          <w:sz w:val="22"/>
+          <w:szCs w:val="22"/>
+        </w:rPr>
+        <w:t xml:space="preserve"> JCC now opens in the mode the starting cylinder calls for — axis first for real cylinder, power first for low cylinder, a probe when none is present — and the console notes when a second MPMVA is not needed or near testing is not typically indicated, without blocking the clinician.</w:t>
       </w:r>
     </w:p>
     <w:p>
@@ -1578,49 +1589,19 @@
       <w:r>
         <w:rPr>
           <w:rFonts w:ascii="Nunito Sans" w:hAnsi="Nunito Sans"/>
-          <w:sz w:val="22"/>
-          <w:szCs w:val="22"/>
-        </w:rPr>
-        <w:t xml:space="preserve">A </w:t>
-      </w:r>
-      <w:r>
-        <w:rPr>
-          <w:rFonts w:ascii="Nunito Sans" w:hAnsi="Nunito Sans"/>
-          <w:b/>
-          <w:sz w:val="22"/>
-          <w:szCs w:val="22"/>
-        </w:rPr>
-        <w:t xml:space="preserve">hardware requirement</w:t>
-      </w:r>
-      <w:r>
-        <w:rPr>
-          <w:rFonts w:ascii="Nunito Sans" w:hAnsi="Nunito Sans"/>
-          <w:sz w:val="22"/>
-          <w:szCs w:val="22"/>
-        </w:rPr>
-        <w:t xml:space="preserve"> was also identified and logged for engineering: while fogging is in force, liquid-lens power changes must never pass through a less-plus state, or the fog is silently lost and the sphere endpoint drifts minus.</w:t>
-      </w:r>
-    </w:p>
-    <w:p>
-      <w:pPr>
-        <w:spacing w:after="120"/>
-      </w:pPr>
-      <w:r>
-        <w:rPr>
-          <w:rFonts w:ascii="Nunito Sans" w:hAnsi="Nunito Sans"/>
           <w:i/>
           <w:sz w:val="22"/>
           <w:szCs w:val="22"/>
         </w:rPr>
-        <w:t xml:space="preserve">Prior release — v0.3.1 (Sep 18, 2026):</w:t>
-      </w:r>
-      <w:r>
-        <w:rPr>
-          <w:rFonts w:ascii="Nunito Sans" w:hAnsi="Nunito Sans"/>
-          <w:sz w:val="22"/>
-          <w:szCs w:val="22"/>
-        </w:rPr>
-        <w:t xml:space="preserve"> Objective &amp; Subjective Refraction added as a parallel test with its subjective stage rebuilt as a single-screen console.</w:t>
+        <w:t xml:space="preserve">Prior release — v0.3.2 (Sep 18, 2026):</w:t>
+      </w:r>
+      <w:r>
+        <w:rPr>
+          <w:rFonts w:ascii="Nunito Sans" w:hAnsi="Nunito Sans"/>
+          <w:sz w:val="22"/>
+          <w:szCs w:val="22"/>
+        </w:rPr>
+        <w:t xml:space="preserve"> subjective protocol aligned to the Westmead Eye Manual §8.2; skip-ahead acknowledgment removed.</w:t>
       </w:r>
     </w:p>
     <w:p>
@@ -2153,7 +2134,7 @@
           <w:sz w:val="22"/>
           <w:szCs w:val="22"/>
         </w:rPr>
-        <w:t xml:space="preserve">xoExam™ v0.3.2</w:t>
+        <w:t xml:space="preserve">xoExam™ v0.3.3</w:t>
       </w:r>
       <w:r>
         <w:rPr>
@@ -2202,7 +2183,7 @@
           <w:sz w:val="22"/>
           <w:szCs w:val="22"/>
         </w:rPr>
-        <w:t xml:space="preserve">Method Marketing Agency · xoExam UI/UX Development Brief (Cumulative) · v0.3.2 · September 18, 2026</w:t>
+        <w:t xml:space="preserve">Method Marketing Agency · xoExam UI/UX Development Brief (Cumulative) · v0.3.3 · October 13, 2026</w:t>
       </w:r>
     </w:p>
     <w:sectPr>
